--- a/deliverables/qc_sampling_lod_2026-10/out/2_SAMPLING_EXECUTION/S0_Package_Index_Sampling_Execution.docx
+++ b/deliverables/qc_sampling_lod_2026-10/out/2_SAMPLING_EXECUTION/S0_Package_Index_Sampling_Execution.docx
@@ -52,7 +52,7 @@
           <w:color w:val="000000"/>
           <w:sz w:val="22"/>
         </w:rPr>
-        <w:t>Овој пакет го документира земањето примероци на Транша 1 и 2 според PP-QC-SP-002/26, на обрасците на QCSOP 011 и QASOP_031, по еден комплет за секој ден на земање. Анализата за губиток при сушење е посебен пакет (PP-QC-SP-002/26-LOD-01, PP-QC-SP-002/26-LOD-02).</w:t>
+        <w:t>Овој пакет го документира земањето примероци на Транша 1 и 2 според PP-QC-SP-002/26, на обрасците на QCSOP 011 и QASOP_031: сите 46 серии во еден ден, една кеса по серија (Раководител на КК, 06.10.2026). Анализата за губиток при сушење е посебен пакет (PP-QC-SP-002/26-LOD-01).</w:t>
       </w:r>
       <w:r>
         <w:rPr>
@@ -72,7 +72,7 @@
           <w:color w:val="595959"/>
           <w:sz w:val="16"/>
         </w:rPr>
-        <w:t>This package documents the sampling of Tranches 1 and 2 under PP-QC-SP-002/26, on the QCSOP 011 and QASOP_031 forms, one set per sampling day. The loss-on-drying analysis is a separate package (PP-QC-SP-002/26-LOD-01, PP-QC-SP-002/26-LOD-02).</w:t>
+        <w:t>This package documents the sampling of Tranches 1 and 2 under PP-QC-SP-002/26, on the QCSOP 011 and QASOP_031 forms: all 46 batches on one day, one bag per batch (Head of QC, 06.10.2026). The loss-on-drying analysis is a separate package (PP-QC-SP-002/26-LOD-01).</w:t>
       </w:r>
     </w:p>
     <w:tbl>
@@ -93,10 +93,9 @@
       </w:tblPr>
       <w:tblGrid>
         <w:gridCol w:w="737"/>
-        <w:gridCol w:w="3742"/>
-        <w:gridCol w:w="1701"/>
-        <w:gridCol w:w="2143"/>
-        <w:gridCol w:w="2143"/>
+        <w:gridCol w:w="4762"/>
+        <w:gridCol w:w="1927"/>
+        <w:gridCol w:w="3039"/>
       </w:tblGrid>
       <w:tr>
         <w:trPr>
@@ -150,7 +149,7 @@
           <w:tcPr>
             <w:shd w:val="clear" w:color="auto" w:fill="2B547E"/>
             <w:vAlign w:val="center"/>
-            <w:tcW w:type="dxa" w:w="3742"/>
+            <w:tcW w:type="dxa" w:w="4762"/>
           </w:tcPr>
           <w:p>
             <w:pPr>
@@ -194,7 +193,7 @@
           <w:tcPr>
             <w:shd w:val="clear" w:color="auto" w:fill="2B547E"/>
             <w:vAlign w:val="center"/>
-            <w:tcW w:type="dxa" w:w="1701"/>
+            <w:tcW w:type="dxa" w:w="1927"/>
           </w:tcPr>
           <w:p>
             <w:pPr>
@@ -238,7 +237,7 @@
           <w:tcPr>
             <w:shd w:val="clear" w:color="auto" w:fill="2B547E"/>
             <w:vAlign w:val="center"/>
-            <w:tcW w:type="dxa" w:w="2143"/>
+            <w:tcW w:type="dxa" w:w="3039"/>
           </w:tcPr>
           <w:p>
             <w:pPr>
@@ -254,7 +253,7 @@
                 <w:color w:val="FFFFFF"/>
                 <w:sz w:val="16"/>
               </w:rPr>
-              <w:t>Запис бр. Ден 1</w:t>
+              <w:t>Запис бр.</w:t>
             </w:r>
             <w:r>
               <w:rPr>
@@ -274,51 +273,7 @@
                 <w:color w:val="FFFFFF"/>
                 <w:sz w:val="14"/>
               </w:rPr>
-              <w:t>Record No. Day 1</w:t>
-            </w:r>
-          </w:p>
-        </w:tc>
-        <w:tc>
-          <w:tcPr>
-            <w:shd w:val="clear" w:color="auto" w:fill="2B547E"/>
-            <w:vAlign w:val="center"/>
-            <w:tcW w:type="dxa" w:w="2143"/>
-          </w:tcPr>
-          <w:p>
-            <w:pPr>
-              <w:spacing w:before="20" w:after="20"/>
-              <w:jc w:val="center"/>
-            </w:pPr>
-            <w:r/>
-            <w:r>
-              <w:rPr>
-                <w:rFonts w:ascii="Calibri" w:hAnsi="Calibri"/>
-                <w:b/>
-                <w:i w:val="0"/>
-                <w:color w:val="FFFFFF"/>
-                <w:sz w:val="16"/>
-              </w:rPr>
-              <w:t>Запис бр. Ден 2</w:t>
-            </w:r>
-            <w:r>
-              <w:rPr>
-                <w:rFonts w:ascii="Calibri" w:hAnsi="Calibri"/>
-                <w:b w:val="0"/>
-                <w:i w:val="0"/>
-                <w:color w:val="FFFFFF"/>
-                <w:sz w:val="14"/>
-              </w:rPr>
-              <w:t xml:space="preserve"> | </w:t>
-            </w:r>
-            <w:r>
-              <w:rPr>
-                <w:rFonts w:ascii="Calibri" w:hAnsi="Calibri"/>
-                <w:b w:val="0"/>
-                <w:i w:val="0"/>
-                <w:color w:val="FFFFFF"/>
-                <w:sz w:val="14"/>
-              </w:rPr>
-              <w:t>Record No. Day 2</w:t>
+              <w:t>Record No.</w:t>
             </w:r>
           </w:p>
         </w:tc>
@@ -350,7 +305,7 @@
         <w:tc>
           <w:tcPr>
             <w:vAlign w:val="center"/>
-            <w:tcW w:type="dxa" w:w="3742"/>
+            <w:tcW w:type="dxa" w:w="4762"/>
           </w:tcPr>
           <w:p>
             <w:pPr>
@@ -393,7 +348,7 @@
         <w:tc>
           <w:tcPr>
             <w:vAlign w:val="center"/>
-            <w:tcW w:type="dxa" w:w="1701"/>
+            <w:tcW w:type="dxa" w:w="1927"/>
           </w:tcPr>
           <w:p>
             <w:pPr>
@@ -416,7 +371,7 @@
         <w:tc>
           <w:tcPr>
             <w:vAlign w:val="center"/>
-            <w:tcW w:type="dxa" w:w="2143"/>
+            <w:tcW w:type="dxa" w:w="3039"/>
           </w:tcPr>
           <w:p>
             <w:pPr>
@@ -433,29 +388,6 @@
                 <w:sz w:val="16"/>
               </w:rPr>
               <w:t>PP-QC-SP-002/26-D1-RCPT</w:t>
-            </w:r>
-          </w:p>
-        </w:tc>
-        <w:tc>
-          <w:tcPr>
-            <w:vAlign w:val="center"/>
-            <w:tcW w:type="dxa" w:w="2143"/>
-          </w:tcPr>
-          <w:p>
-            <w:pPr>
-              <w:spacing w:before="20" w:after="20"/>
-              <w:jc w:val="center"/>
-            </w:pPr>
-            <w:r/>
-            <w:r>
-              <w:rPr>
-                <w:rFonts w:ascii="Calibri" w:hAnsi="Calibri"/>
-                <w:b w:val="0"/>
-                <w:i w:val="0"/>
-                <w:color w:val="000000"/>
-                <w:sz w:val="16"/>
-              </w:rPr>
-              <w:t>PP-QC-SP-002/26-D2-RCPT</w:t>
             </w:r>
           </w:p>
         </w:tc>
@@ -487,7 +419,7 @@
         <w:tc>
           <w:tcPr>
             <w:vAlign w:val="center"/>
-            <w:tcW w:type="dxa" w:w="3742"/>
+            <w:tcW w:type="dxa" w:w="4762"/>
           </w:tcPr>
           <w:p>
             <w:pPr>
@@ -530,7 +462,7 @@
         <w:tc>
           <w:tcPr>
             <w:vAlign w:val="center"/>
-            <w:tcW w:type="dxa" w:w="1701"/>
+            <w:tcW w:type="dxa" w:w="1927"/>
           </w:tcPr>
           <w:p>
             <w:pPr>
@@ -553,7 +485,7 @@
         <w:tc>
           <w:tcPr>
             <w:vAlign w:val="center"/>
-            <w:tcW w:type="dxa" w:w="2143"/>
+            <w:tcW w:type="dxa" w:w="3039"/>
           </w:tcPr>
           <w:p>
             <w:pPr>
@@ -569,30 +501,7 @@
                 <w:color w:val="000000"/>
                 <w:sz w:val="16"/>
               </w:rPr>
-              <w:t>QCSOP 011_A03-___/26 × 23</w:t>
-            </w:r>
-          </w:p>
-        </w:tc>
-        <w:tc>
-          <w:tcPr>
-            <w:vAlign w:val="center"/>
-            <w:tcW w:type="dxa" w:w="2143"/>
-          </w:tcPr>
-          <w:p>
-            <w:pPr>
-              <w:spacing w:before="20" w:after="20"/>
-              <w:jc w:val="center"/>
-            </w:pPr>
-            <w:r/>
-            <w:r>
-              <w:rPr>
-                <w:rFonts w:ascii="Calibri" w:hAnsi="Calibri"/>
-                <w:b w:val="0"/>
-                <w:i w:val="0"/>
-                <w:color w:val="000000"/>
-                <w:sz w:val="16"/>
-              </w:rPr>
-              <w:t>QCSOP 011_A03-___/26 × 23</w:t>
+              <w:t>QCSOP 011_A03-___/26 × 46</w:t>
             </w:r>
           </w:p>
         </w:tc>
@@ -624,7 +533,7 @@
         <w:tc>
           <w:tcPr>
             <w:vAlign w:val="center"/>
-            <w:tcW w:type="dxa" w:w="3742"/>
+            <w:tcW w:type="dxa" w:w="4762"/>
           </w:tcPr>
           <w:p>
             <w:pPr>
@@ -667,7 +576,7 @@
         <w:tc>
           <w:tcPr>
             <w:vAlign w:val="center"/>
-            <w:tcW w:type="dxa" w:w="1701"/>
+            <w:tcW w:type="dxa" w:w="1927"/>
           </w:tcPr>
           <w:p>
             <w:pPr>
@@ -690,7 +599,7 @@
         <w:tc>
           <w:tcPr>
             <w:vAlign w:val="center"/>
-            <w:tcW w:type="dxa" w:w="2143"/>
+            <w:tcW w:type="dxa" w:w="3039"/>
           </w:tcPr>
           <w:p>
             <w:pPr>
@@ -706,70 +615,7 @@
                 <w:color w:val="000000"/>
                 <w:sz w:val="16"/>
               </w:rPr>
-              <w:t>MLR № ___ (Ден</w:t>
-            </w:r>
-            <w:r>
-              <w:rPr>
-                <w:rFonts w:ascii="Calibri" w:hAnsi="Calibri"/>
-                <w:b w:val="0"/>
-                <w:i w:val="0"/>
-                <w:color w:val="000000"/>
-                <w:sz w:val="14"/>
-              </w:rPr>
-              <w:t xml:space="preserve"> | </w:t>
-            </w:r>
-            <w:r>
-              <w:rPr>
-                <w:rFonts w:ascii="Calibri" w:hAnsi="Calibri"/>
-                <w:b w:val="0"/>
-                <w:i/>
-                <w:color w:val="000000"/>
-                <w:sz w:val="14"/>
-              </w:rPr>
-              <w:t>Day 1)</w:t>
-            </w:r>
-          </w:p>
-        </w:tc>
-        <w:tc>
-          <w:tcPr>
-            <w:vAlign w:val="center"/>
-            <w:tcW w:type="dxa" w:w="2143"/>
-          </w:tcPr>
-          <w:p>
-            <w:pPr>
-              <w:spacing w:before="20" w:after="20"/>
-              <w:jc w:val="center"/>
-            </w:pPr>
-            <w:r/>
-            <w:r>
-              <w:rPr>
-                <w:rFonts w:ascii="Calibri" w:hAnsi="Calibri"/>
-                <w:b w:val="0"/>
-                <w:i w:val="0"/>
-                <w:color w:val="000000"/>
-                <w:sz w:val="16"/>
-              </w:rPr>
-              <w:t>MLR № ___ (Ден</w:t>
-            </w:r>
-            <w:r>
-              <w:rPr>
-                <w:rFonts w:ascii="Calibri" w:hAnsi="Calibri"/>
-                <w:b w:val="0"/>
-                <w:i w:val="0"/>
-                <w:color w:val="000000"/>
-                <w:sz w:val="14"/>
-              </w:rPr>
-              <w:t xml:space="preserve"> | </w:t>
-            </w:r>
-            <w:r>
-              <w:rPr>
-                <w:rFonts w:ascii="Calibri" w:hAnsi="Calibri"/>
-                <w:b w:val="0"/>
-                <w:i/>
-                <w:color w:val="000000"/>
-                <w:sz w:val="14"/>
-              </w:rPr>
-              <w:t>Day 2)</w:t>
+              <w:t>MLR № ___</w:t>
             </w:r>
           </w:p>
         </w:tc>
@@ -801,7 +647,7 @@
         <w:tc>
           <w:tcPr>
             <w:vAlign w:val="center"/>
-            <w:tcW w:type="dxa" w:w="3742"/>
+            <w:tcW w:type="dxa" w:w="4762"/>
           </w:tcPr>
           <w:p>
             <w:pPr>
@@ -844,7 +690,7 @@
         <w:tc>
           <w:tcPr>
             <w:vAlign w:val="center"/>
-            <w:tcW w:type="dxa" w:w="1701"/>
+            <w:tcW w:type="dxa" w:w="1927"/>
           </w:tcPr>
           <w:p>
             <w:pPr>
@@ -867,7 +713,7 @@
         <w:tc>
           <w:tcPr>
             <w:vAlign w:val="center"/>
-            <w:tcW w:type="dxa" w:w="2143"/>
+            <w:tcW w:type="dxa" w:w="3039"/>
           </w:tcPr>
           <w:p>
             <w:pPr>
@@ -883,30 +729,7 @@
                 <w:color w:val="000000"/>
                 <w:sz w:val="16"/>
               </w:rPr>
-              <w:t>493</w:t>
-            </w:r>
-          </w:p>
-        </w:tc>
-        <w:tc>
-          <w:tcPr>
-            <w:vAlign w:val="center"/>
-            <w:tcW w:type="dxa" w:w="2143"/>
-          </w:tcPr>
-          <w:p>
-            <w:pPr>
-              <w:spacing w:before="20" w:after="20"/>
-              <w:jc w:val="center"/>
-            </w:pPr>
-            <w:r/>
-            <w:r>
-              <w:rPr>
-                <w:rFonts w:ascii="Calibri" w:hAnsi="Calibri"/>
-                <w:b w:val="0"/>
-                <w:i w:val="0"/>
-                <w:color w:val="000000"/>
-                <w:sz w:val="16"/>
-              </w:rPr>
-              <w:t>492</w:t>
+              <w:t>46</w:t>
             </w:r>
           </w:p>
         </w:tc>
@@ -938,7 +761,7 @@
         <w:tc>
           <w:tcPr>
             <w:vAlign w:val="center"/>
-            <w:tcW w:type="dxa" w:w="3742"/>
+            <w:tcW w:type="dxa" w:w="4762"/>
           </w:tcPr>
           <w:p>
             <w:pPr>
@@ -954,7 +777,7 @@
                 <w:color w:val="000000"/>
                 <w:sz w:val="16"/>
               </w:rPr>
-              <w:t>Етикети на збирните примероци</w:t>
+              <w:t>Етикети на примероците</w:t>
             </w:r>
             <w:r>
               <w:rPr>
@@ -974,14 +797,14 @@
                 <w:color w:val="000000"/>
                 <w:sz w:val="14"/>
               </w:rPr>
-              <w:t>Labels on the composite samples</w:t>
+              <w:t>Labels on the samples</w:t>
             </w:r>
           </w:p>
         </w:tc>
         <w:tc>
           <w:tcPr>
             <w:vAlign w:val="center"/>
-            <w:tcW w:type="dxa" w:w="1701"/>
+            <w:tcW w:type="dxa" w:w="1927"/>
           </w:tcPr>
           <w:p>
             <w:pPr>
@@ -1004,7 +827,7 @@
         <w:tc>
           <w:tcPr>
             <w:vAlign w:val="center"/>
-            <w:tcW w:type="dxa" w:w="2143"/>
+            <w:tcW w:type="dxa" w:w="3039"/>
           </w:tcPr>
           <w:p>
             <w:pPr>
@@ -1020,30 +843,7 @@
                 <w:color w:val="000000"/>
                 <w:sz w:val="16"/>
               </w:rPr>
-              <w:t>23</w:t>
-            </w:r>
-          </w:p>
-        </w:tc>
-        <w:tc>
-          <w:tcPr>
-            <w:vAlign w:val="center"/>
-            <w:tcW w:type="dxa" w:w="2143"/>
-          </w:tcPr>
-          <w:p>
-            <w:pPr>
-              <w:spacing w:before="20" w:after="20"/>
-              <w:jc w:val="center"/>
-            </w:pPr>
-            <w:r/>
-            <w:r>
-              <w:rPr>
-                <w:rFonts w:ascii="Calibri" w:hAnsi="Calibri"/>
-                <w:b w:val="0"/>
-                <w:i w:val="0"/>
-                <w:color w:val="000000"/>
-                <w:sz w:val="16"/>
-              </w:rPr>
-              <w:t>23</w:t>
+              <w:t>46</w:t>
             </w:r>
           </w:p>
         </w:tc>
@@ -1075,7 +875,7 @@
         <w:tc>
           <w:tcPr>
             <w:vAlign w:val="center"/>
-            <w:tcW w:type="dxa" w:w="3742"/>
+            <w:tcW w:type="dxa" w:w="4762"/>
           </w:tcPr>
           <w:p>
             <w:pPr>
@@ -1118,7 +918,7 @@
         <w:tc>
           <w:tcPr>
             <w:vAlign w:val="center"/>
-            <w:tcW w:type="dxa" w:w="1701"/>
+            <w:tcW w:type="dxa" w:w="1927"/>
           </w:tcPr>
           <w:p>
             <w:pPr>
@@ -1141,7 +941,7 @@
         <w:tc>
           <w:tcPr>
             <w:vAlign w:val="center"/>
-            <w:tcW w:type="dxa" w:w="2143"/>
+            <w:tcW w:type="dxa" w:w="3039"/>
           </w:tcPr>
           <w:p>
             <w:pPr>
@@ -1158,29 +958,6 @@
                 <w:sz w:val="16"/>
               </w:rPr>
               <w:t>PP-QC-SP-002/26-D1-RET</w:t>
-            </w:r>
-          </w:p>
-        </w:tc>
-        <w:tc>
-          <w:tcPr>
-            <w:vAlign w:val="center"/>
-            <w:tcW w:type="dxa" w:w="2143"/>
-          </w:tcPr>
-          <w:p>
-            <w:pPr>
-              <w:spacing w:before="20" w:after="20"/>
-              <w:jc w:val="center"/>
-            </w:pPr>
-            <w:r/>
-            <w:r>
-              <w:rPr>
-                <w:rFonts w:ascii="Calibri" w:hAnsi="Calibri"/>
-                <w:b w:val="0"/>
-                <w:i w:val="0"/>
-                <w:color w:val="000000"/>
-                <w:sz w:val="16"/>
-              </w:rPr>
-              <w:t>PP-QC-SP-002/26-D2-RET</w:t>
             </w:r>
           </w:p>
         </w:tc>
@@ -1212,7 +989,7 @@
         <w:tc>
           <w:tcPr>
             <w:vAlign w:val="center"/>
-            <w:tcW w:type="dxa" w:w="3742"/>
+            <w:tcW w:type="dxa" w:w="4762"/>
           </w:tcPr>
           <w:p>
             <w:pPr>
@@ -1255,7 +1032,7 @@
         <w:tc>
           <w:tcPr>
             <w:vAlign w:val="center"/>
-            <w:tcW w:type="dxa" w:w="1701"/>
+            <w:tcW w:type="dxa" w:w="1927"/>
           </w:tcPr>
           <w:p>
             <w:pPr>
@@ -1278,7 +1055,7 @@
         <w:tc>
           <w:tcPr>
             <w:vAlign w:val="center"/>
-            <w:tcW w:type="dxa" w:w="2143"/>
+            <w:tcW w:type="dxa" w:w="3039"/>
           </w:tcPr>
           <w:p>
             <w:pPr>
@@ -1295,29 +1072,6 @@
                 <w:sz w:val="16"/>
               </w:rPr>
               <w:t>PP-QC-SP-002/26-D1-SMP</w:t>
-            </w:r>
-          </w:p>
-        </w:tc>
-        <w:tc>
-          <w:tcPr>
-            <w:vAlign w:val="center"/>
-            <w:tcW w:type="dxa" w:w="2143"/>
-          </w:tcPr>
-          <w:p>
-            <w:pPr>
-              <w:spacing w:before="20" w:after="20"/>
-              <w:jc w:val="center"/>
-            </w:pPr>
-            <w:r/>
-            <w:r>
-              <w:rPr>
-                <w:rFonts w:ascii="Calibri" w:hAnsi="Calibri"/>
-                <w:b w:val="0"/>
-                <w:i w:val="0"/>
-                <w:color w:val="000000"/>
-                <w:sz w:val="16"/>
-              </w:rPr>
-              <w:t>PP-QC-SP-002/26-D2-SMP</w:t>
             </w:r>
           </w:p>
         </w:tc>
@@ -1431,7 +1185,7 @@
           <w:color w:val="000000"/>
           <w:sz w:val="22"/>
         </w:rPr>
-        <w:t>Картоните на серијата се примаат на QCT 024 (прием) со бруто по избрана кеса. Кесата се отвора, се прегледува на A03, се зема еден цвет, најголемиот, во збирниот сад на серијата, кесата се затвора и се мери (QCT 021).</w:t>
+        <w:t>За секоја серија се повлекува една кеса и се прима на QCT 024 (прием) со бројот K{картон}B{кеса} и бруто. Кесата се отвора, се прегледува на A03, примерокот се зема во затворен сад, кесата се затвора и се мери (QCT 021).</w:t>
       </w:r>
       <w:r>
         <w:rPr>
@@ -1451,7 +1205,7 @@
           <w:color w:val="595959"/>
           <w:sz w:val="16"/>
         </w:rPr>
-        <w:t>The batch cartons are received on QCT 024 (receipt) with the gross of each selected bag. The bag is opened, inspected on A03, one flower, the largest, goes into the batch's composite container, and the bag is closed and weighed (QCT 021).</w:t>
+        <w:t>For each batch one bag is retrieved and received on QCT 024 (receipt) with its number K{carton}B{bag} and gross. The bag is opened, inspected on A03, the sample goes into a closed container, and the bag is closed and weighed (QCT 021).</w:t>
       </w:r>
     </w:p>
     <w:p>
@@ -1478,7 +1232,7 @@
           <w:color w:val="000000"/>
           <w:sz w:val="22"/>
         </w:rPr>
-        <w:t>Секоја мострирана кеса добива етикета „МОСТРИРАНО | SAMPLED“; збирниот сад добива етикета QASOP_031_A07 со шифрата на примерокот. Кесите се враќаат на QCT 024 (враќање), примероците одат во КК лабораторија на QCT 024 (примероци).</w:t>
+        <w:t>Секоја мострирана кеса добива етикета „МОСТРИРАНО“; садот со примерокот добива етикета QASOP_031_A07 со шифрата на примерокот. Кесите се враќаат на QCT 024 (враќање), примероците одат во КК лабораторија на QCT 024 (примероци).</w:t>
       </w:r>
       <w:r>
         <w:rPr>
@@ -1498,7 +1252,7 @@
           <w:color w:val="595959"/>
           <w:sz w:val="16"/>
         </w:rPr>
-        <w:t>Each sampled bag gets a “SAMPLED” label; the composite container gets a QASOP_031_A07 label with the sample code. The bags go back on QCT 024 (return); the samples go to the QC laboratory on QCT 024 (samples).</w:t>
+        <w:t>Each sampled bag gets a “SAMPLED” label; the sample container gets a QASOP_031_A07 label with the sample code. The bags go back on QCT 024 (return); the samples go to the QC laboratory on QCT 024 (samples).</w:t>
       </w:r>
     </w:p>
     <w:p>
@@ -1525,7 +1279,7 @@
           <w:color w:val="000000"/>
           <w:sz w:val="22"/>
         </w:rPr>
-        <w:t>Истиот ден примероците влегуваат во анализата PP-QC-SP-002/26-LOD-01 (Ден 1) или PP-QC-SP-002/26-LOD-02 (Ден 2).</w:t>
+        <w:t>Истиот ден примероците влегуваат во анализата PP-QC-SP-002/26-LOD-01, сите во едно сушење.</w:t>
       </w:r>
       <w:r>
         <w:rPr>
@@ -1545,7 +1299,7 @@
           <w:color w:val="595959"/>
           <w:sz w:val="16"/>
         </w:rPr>
-        <w:t>The same day the samples enter analysis PP-QC-SP-002/26-LOD-01 (Day 1) or PP-QC-SP-002/26-LOD-02 (Day 2).</w:t>
+        <w:t>The same day the samples enter analysis PP-QC-SP-002/26-LOD-01, all in one oven run.</w:t>
       </w:r>
     </w:p>
     <w:p>
